--- a/projects/components/retro_legacy_blocks/docs/SMBUS_MAS_v1.0.docx
+++ b/projects/components/retro_legacy_blocks/docs/SMBUS_MAS_v1.0.docx
@@ -160,7 +160,7 @@
             </w:rPr>
             <w:fldChar w:fldCharType="separate"/>
           </w:r>
-          <w:hyperlink w:anchor="__RefHeading___Toc9949_1504588454">
+          <w:hyperlink w:anchor="__RefHeading___Toc9949_1482942744">
             <w:r>
               <w:rPr>
                 <w:webHidden/>
@@ -181,7 +181,7 @@
             </w:tabs>
             <w:rPr/>
           </w:pPr>
-          <w:hyperlink w:anchor="__RefHeading___Toc9951_1504588454">
+          <w:hyperlink w:anchor="__RefHeading___Toc9951_1482942744">
             <w:r>
               <w:rPr>
                 <w:webHidden/>
@@ -189,7 +189,7 @@
               </w:rPr>
               <w:t>2 APB SMBus - Overview</w:t>
               <w:tab/>
-              <w:t>8</w:t>
+              <w:t>9</w:t>
             </w:r>
           </w:hyperlink>
         </w:p>
@@ -202,7 +202,7 @@
             </w:tabs>
             <w:rPr/>
           </w:pPr>
-          <w:hyperlink w:anchor="__RefHeading___Toc9953_1504588454">
+          <w:hyperlink w:anchor="__RefHeading___Toc9953_1482942744">
             <w:r>
               <w:rPr>
                 <w:webHidden/>
@@ -210,7 +210,7 @@
               </w:rPr>
               <w:t>2.1 Overview</w:t>
               <w:tab/>
-              <w:t>8</w:t>
+              <w:t>9</w:t>
             </w:r>
           </w:hyperlink>
         </w:p>
@@ -223,7 +223,7 @@
             </w:tabs>
             <w:rPr/>
           </w:pPr>
-          <w:hyperlink w:anchor="__RefHeading___Toc9955_1504588454">
+          <w:hyperlink w:anchor="__RefHeading___Toc9955_1482942744">
             <w:r>
               <w:rPr>
                 <w:webHidden/>
@@ -231,7 +231,7 @@
               </w:rPr>
               <w:t>2.1.1 Key Features</w:t>
               <w:tab/>
-              <w:t>8</w:t>
+              <w:t>9</w:t>
             </w:r>
           </w:hyperlink>
         </w:p>
@@ -244,7 +244,7 @@
             </w:tabs>
             <w:rPr/>
           </w:pPr>
-          <w:hyperlink w:anchor="__RefHeading___Toc9957_1504588454">
+          <w:hyperlink w:anchor="__RefHeading___Toc9957_1482942744">
             <w:r>
               <w:rPr>
                 <w:webHidden/>
@@ -252,7 +252,7 @@
               </w:rPr>
               <w:t>2.1.2 Applications</w:t>
               <w:tab/>
-              <w:t>9</w:t>
+              <w:t>10</w:t>
             </w:r>
           </w:hyperlink>
         </w:p>
@@ -265,7 +265,7 @@
             </w:tabs>
             <w:rPr/>
           </w:pPr>
-          <w:hyperlink w:anchor="__RefHeading___Toc9959_1504588454">
+          <w:hyperlink w:anchor="__RefHeading___Toc9959_1482942744">
             <w:r>
               <w:rPr>
                 <w:webHidden/>
@@ -273,7 +273,7 @@
               </w:rPr>
               <w:t>2.1.3 Block Diagram</w:t>
               <w:tab/>
-              <w:t>9</w:t>
+              <w:t>10</w:t>
             </w:r>
           </w:hyperlink>
         </w:p>
@@ -286,7 +286,7 @@
             </w:tabs>
             <w:rPr/>
           </w:pPr>
-          <w:hyperlink w:anchor="__RefHeading___Toc9961_1504588454">
+          <w:hyperlink w:anchor="__RefHeading___Toc9961_1482942744">
             <w:r>
               <w:rPr>
                 <w:webHidden/>
@@ -294,7 +294,7 @@
               </w:rPr>
               <w:t>2.2 Architecture</w:t>
               <w:tab/>
-              <w:t>9</w:t>
+              <w:t>10</w:t>
             </w:r>
           </w:hyperlink>
         </w:p>
@@ -307,7 +307,7 @@
             </w:tabs>
             <w:rPr/>
           </w:pPr>
-          <w:hyperlink w:anchor="__RefHeading___Toc9963_1504588454">
+          <w:hyperlink w:anchor="__RefHeading___Toc9963_1482942744">
             <w:r>
               <w:rPr>
                 <w:webHidden/>
@@ -315,7 +315,7 @@
               </w:rPr>
               <w:t>2.2.1 Module decomposition</w:t>
               <w:tab/>
-              <w:t>9</w:t>
+              <w:t>10</w:t>
             </w:r>
           </w:hyperlink>
         </w:p>
@@ -328,7 +328,7 @@
             </w:tabs>
             <w:rPr/>
           </w:pPr>
-          <w:hyperlink w:anchor="__RefHeading___Toc9965_1504588454">
+          <w:hyperlink w:anchor="__RefHeading___Toc9965_1482942744">
             <w:r>
               <w:rPr>
                 <w:webHidden/>
@@ -336,7 +336,7 @@
               </w:rPr>
               <w:t>2.2.2 The open-drain contract</w:t>
               <w:tab/>
-              <w:t>12</w:t>
+              <w:t>13</w:t>
             </w:r>
           </w:hyperlink>
         </w:p>
@@ -349,7 +349,7 @@
             </w:tabs>
             <w:rPr/>
           </w:pPr>
-          <w:hyperlink w:anchor="__RefHeading___Toc9967_1504588454">
+          <w:hyperlink w:anchor="__RefHeading___Toc9967_1482942744">
             <w:r>
               <w:rPr>
                 <w:webHidden/>
@@ -357,7 +357,7 @@
               </w:rPr>
               <w:t>2.2.3 Bit timing, fast mode and clock stretching</w:t>
               <w:tab/>
-              <w:t>12</w:t>
+              <w:t>13</w:t>
             </w:r>
           </w:hyperlink>
         </w:p>
@@ -370,7 +370,7 @@
             </w:tabs>
             <w:rPr/>
           </w:pPr>
-          <w:hyperlink w:anchor="__RefHeading___Toc9969_1504588454">
+          <w:hyperlink w:anchor="__RefHeading___Toc9969_1482942744">
             <w:r>
               <w:rPr>
                 <w:webHidden/>
@@ -378,7 +378,7 @@
               </w:rPr>
               <w:t>2.2.4 Timeout</w:t>
               <w:tab/>
-              <w:t>14</w:t>
+              <w:t>15</w:t>
             </w:r>
           </w:hyperlink>
         </w:p>
@@ -391,7 +391,7 @@
             </w:tabs>
             <w:rPr/>
           </w:pPr>
-          <w:hyperlink w:anchor="__RefHeading___Toc9971_1504588454">
+          <w:hyperlink w:anchor="__RefHeading___Toc9971_1482942744">
             <w:r>
               <w:rPr>
                 <w:webHidden/>
@@ -399,7 +399,7 @@
               </w:rPr>
               <w:t>2.2.5 Bus recovery</w:t>
               <w:tab/>
-              <w:t>14</w:t>
+              <w:t>15</w:t>
             </w:r>
           </w:hyperlink>
         </w:p>
@@ -412,7 +412,7 @@
             </w:tabs>
             <w:rPr/>
           </w:pPr>
-          <w:hyperlink w:anchor="__RefHeading___Toc9973_1504588454">
+          <w:hyperlink w:anchor="__RefHeading___Toc9973_1482942744">
             <w:r>
               <w:rPr>
                 <w:webHidden/>
@@ -420,7 +420,7 @@
               </w:rPr>
               <w:t>2.2.6 Busy, completion and the abort discipline</w:t>
               <w:tab/>
-              <w:t>17</w:t>
+              <w:t>18</w:t>
             </w:r>
           </w:hyperlink>
         </w:p>
@@ -433,7 +433,7 @@
             </w:tabs>
             <w:rPr/>
           </w:pPr>
-          <w:hyperlink w:anchor="__RefHeading___Toc9975_1504588454">
+          <w:hyperlink w:anchor="__RefHeading___Toc9975_1482942744">
             <w:r>
               <w:rPr>
                 <w:webHidden/>
@@ -441,7 +441,7 @@
               </w:rPr>
               <w:t>2.2.7 PEC</w:t>
               <w:tab/>
-              <w:t>18</w:t>
+              <w:t>19</w:t>
             </w:r>
           </w:hyperlink>
         </w:p>
@@ -454,7 +454,7 @@
             </w:tabs>
             <w:rPr/>
           </w:pPr>
-          <w:hyperlink w:anchor="__RefHeading___Toc9977_1504588454">
+          <w:hyperlink w:anchor="__RefHeading___Toc9977_1482942744">
             <w:r>
               <w:rPr>
                 <w:webHidden/>
@@ -462,7 +462,7 @@
               </w:rPr>
               <w:t>2.2.8 Interrupts</w:t>
               <w:tab/>
-              <w:t>18</w:t>
+              <w:t>19</w:t>
             </w:r>
           </w:hyperlink>
         </w:p>
@@ -475,7 +475,7 @@
             </w:tabs>
             <w:rPr/>
           </w:pPr>
-          <w:hyperlink w:anchor="__RefHeading___Toc9979_1504588454">
+          <w:hyperlink w:anchor="__RefHeading___Toc9979_1482942744">
             <w:r>
               <w:rPr>
                 <w:webHidden/>
@@ -483,7 +483,7 @@
               </w:rPr>
               <w:t>2.2.9 Soft reset, FIFO reset and the two-cycle strobe</w:t>
               <w:tab/>
-              <w:t>18</w:t>
+              <w:t>19</w:t>
             </w:r>
           </w:hyperlink>
         </w:p>
@@ -496,7 +496,7 @@
             </w:tabs>
             <w:rPr/>
           </w:pPr>
-          <w:hyperlink w:anchor="__RefHeading___Toc9981_1504588454">
+          <w:hyperlink w:anchor="__RefHeading___Toc9981_1482942744">
             <w:r>
               <w:rPr>
                 <w:webHidden/>
@@ -504,7 +504,7 @@
               </w:rPr>
               <w:t>2.2.10 Clock domains (CDC_ENABLE)</w:t>
               <w:tab/>
-              <w:t>19</w:t>
+              <w:t>20</w:t>
             </w:r>
           </w:hyperlink>
         </w:p>
@@ -517,7 +517,7 @@
             </w:tabs>
             <w:rPr/>
           </w:pPr>
-          <w:hyperlink w:anchor="__RefHeading___Toc9983_1504588454">
+          <w:hyperlink w:anchor="__RefHeading___Toc9983_1482942744">
             <w:r>
               <w:rPr>
                 <w:webHidden/>
@@ -525,7 +525,7 @@
               </w:rPr>
               <w:t>2.3 Transaction Table</w:t>
               <w:tab/>
-              <w:t>19</w:t>
+              <w:t>20</w:t>
             </w:r>
           </w:hyperlink>
         </w:p>
@@ -538,7 +538,7 @@
             </w:tabs>
             <w:rPr/>
           </w:pPr>
-          <w:hyperlink w:anchor="__RefHeading___Toc9985_1504588454">
+          <w:hyperlink w:anchor="__RefHeading___Toc9985_1482942744">
             <w:r>
               <w:rPr>
                 <w:webHidden/>
@@ -546,7 +546,7 @@
               </w:rPr>
               <w:t>2.3.1 Register Summary</w:t>
               <w:tab/>
-              <w:t>21</w:t>
+              <w:t>22</w:t>
             </w:r>
           </w:hyperlink>
         </w:p>
@@ -559,7 +559,7 @@
             </w:tabs>
             <w:rPr/>
           </w:pPr>
-          <w:hyperlink w:anchor="__RefHeading___Toc9987_1504588454">
+          <w:hyperlink w:anchor="__RefHeading___Toc9987_1482942744">
             <w:r>
               <w:rPr>
                 <w:webHidden/>
@@ -567,7 +567,7 @@
               </w:rPr>
               <w:t>2.4 Parameters</w:t>
               <w:tab/>
-              <w:t>22</w:t>
+              <w:t>23</w:t>
             </w:r>
           </w:hyperlink>
         </w:p>
@@ -580,7 +580,7 @@
             </w:tabs>
             <w:rPr/>
           </w:pPr>
-          <w:hyperlink w:anchor="__RefHeading___Toc9989_1504588454">
+          <w:hyperlink w:anchor="__RefHeading___Toc9989_1482942744">
             <w:r>
               <w:rPr>
                 <w:webHidden/>
@@ -588,7 +588,7 @@
               </w:rPr>
               <w:t>2.4.1 Integration notes</w:t>
               <w:tab/>
-              <w:t>23</w:t>
+              <w:t>24</w:t>
             </w:r>
           </w:hyperlink>
         </w:p>
@@ -601,7 +601,7 @@
             </w:tabs>
             <w:rPr/>
           </w:pPr>
-          <w:hyperlink w:anchor="__RefHeading___Toc9991_1504588454">
+          <w:hyperlink w:anchor="__RefHeading___Toc9991_1482942744">
             <w:r>
               <w:rPr>
                 <w:webHidden/>
@@ -609,7 +609,7 @@
               </w:rPr>
               <w:t>2.5 Waveforms</w:t>
               <w:tab/>
-              <w:t>23</w:t>
+              <w:t>24</w:t>
             </w:r>
           </w:hyperlink>
         </w:p>
@@ -622,7 +622,7 @@
             </w:tabs>
             <w:rPr/>
           </w:pPr>
-          <w:hyperlink w:anchor="__RefHeading___Toc9993_1504588454">
+          <w:hyperlink w:anchor="__RefHeading___Toc9993_1482942744">
             <w:r>
               <w:rPr>
                 <w:webHidden/>
@@ -630,7 +630,7 @@
               </w:rPr>
               <w:t>2.5.1 Waveform 1.1: Byte Write (Start + Address)</w:t>
               <w:tab/>
-              <w:t>23</w:t>
+              <w:t>24</w:t>
             </w:r>
           </w:hyperlink>
         </w:p>
@@ -643,7 +643,7 @@
             </w:tabs>
             <w:rPr/>
           </w:pPr>
-          <w:hyperlink w:anchor="__RefHeading___Toc9995_1504588454">
+          <w:hyperlink w:anchor="__RefHeading___Toc9995_1482942744">
             <w:r>
               <w:rPr>
                 <w:webHidden/>
@@ -651,7 +651,7 @@
               </w:rPr>
               <w:t>2.5.2 Waveform 1.2: Byte Read</w:t>
               <w:tab/>
-              <w:t>24</w:t>
+              <w:t>25</w:t>
             </w:r>
           </w:hyperlink>
         </w:p>
@@ -664,7 +664,7 @@
             </w:tabs>
             <w:rPr/>
           </w:pPr>
-          <w:hyperlink w:anchor="__RefHeading___Toc9997_1504588454">
+          <w:hyperlink w:anchor="__RefHeading___Toc9997_1482942744">
             <w:r>
               <w:rPr>
                 <w:webHidden/>
@@ -672,7 +672,7 @@
               </w:rPr>
               <w:t>2.5.3 Waveform 1.3: Clock Stretching</w:t>
               <w:tab/>
-              <w:t>24</w:t>
+              <w:t>25</w:t>
             </w:r>
           </w:hyperlink>
         </w:p>
@@ -685,7 +685,7 @@
             </w:tabs>
             <w:rPr/>
           </w:pPr>
-          <w:hyperlink w:anchor="__RefHeading___Toc9999_1504588454">
+          <w:hyperlink w:anchor="__RefHeading___Toc9999_1482942744">
             <w:r>
               <w:rPr>
                 <w:webHidden/>
@@ -693,7 +693,7 @@
               </w:rPr>
               <w:t>2.5.4 Waveform 1.4: Multi-Master Arbitration</w:t>
               <w:tab/>
-              <w:t>24</w:t>
+              <w:t>25</w:t>
             </w:r>
           </w:hyperlink>
         </w:p>
@@ -706,7 +706,7 @@
             </w:tabs>
             <w:rPr/>
           </w:pPr>
-          <w:hyperlink w:anchor="__RefHeading___Toc10001_1504588454">
+          <w:hyperlink w:anchor="__RefHeading___Toc10001_1482942744">
             <w:r>
               <w:rPr>
                 <w:webHidden/>
@@ -714,7 +714,7 @@
               </w:rPr>
               <w:t>2.5.5 Waveform 1.5: Packet Error Check (PEC)</w:t>
               <w:tab/>
-              <w:t>25</w:t>
+              <w:t>26</w:t>
             </w:r>
           </w:hyperlink>
         </w:p>
@@ -727,7 +727,7 @@
             </w:tabs>
             <w:rPr/>
           </w:pPr>
-          <w:hyperlink w:anchor="__RefHeading___Toc10003_1504588454">
+          <w:hyperlink w:anchor="__RefHeading___Toc10003_1482942744">
             <w:r>
               <w:rPr>
                 <w:webHidden/>
@@ -735,7 +735,7 @@
               </w:rPr>
               <w:t>2.5.6 Waveform 1.6: Timeout Abort with Bus Recovery</w:t>
               <w:tab/>
-              <w:t>25</w:t>
+              <w:t>26</w:t>
             </w:r>
           </w:hyperlink>
         </w:p>
@@ -748,7 +748,7 @@
             </w:tabs>
             <w:rPr/>
           </w:pPr>
-          <w:hyperlink w:anchor="__RefHeading___Toc10005_1504588454">
+          <w:hyperlink w:anchor="__RefHeading___Toc10005_1482942744">
             <w:r>
               <w:rPr>
                 <w:webHidden/>
@@ -756,7 +756,7 @@
               </w:rPr>
               <w:t>2.6 Target mode</w:t>
               <w:tab/>
-              <w:t>26</w:t>
+              <w:t>27</w:t>
             </w:r>
           </w:hyperlink>
         </w:p>
@@ -769,7 +769,7 @@
             </w:tabs>
             <w:rPr/>
           </w:pPr>
-          <w:hyperlink w:anchor="__RefHeading___Toc10007_1504588454">
+          <w:hyperlink w:anchor="__RefHeading___Toc10007_1482942744">
             <w:r>
               <w:rPr>
                 <w:webHidden/>
@@ -777,7 +777,7 @@
               </w:rPr>
               <w:t>2.6.1 The target PEC never counts bytes</w:t>
               <w:tab/>
-              <w:t>26</w:t>
+              <w:t>27</w:t>
             </w:r>
           </w:hyperlink>
         </w:p>
@@ -790,7 +790,7 @@
             </w:tabs>
             <w:rPr/>
           </w:pPr>
-          <w:hyperlink w:anchor="__RefHeading___Toc10009_1504588454">
+          <w:hyperlink w:anchor="__RefHeading___Toc10009_1482942744">
             <w:r>
               <w:rPr>
                 <w:webHidden/>
@@ -798,7 +798,7 @@
               </w:rPr>
               <w:t>2.6.2 Stretching, or not</w:t>
               <w:tab/>
-              <w:t>27</w:t>
+              <w:t>28</w:t>
             </w:r>
           </w:hyperlink>
         </w:p>
@@ -811,7 +811,7 @@
             </w:tabs>
             <w:rPr/>
           </w:pPr>
-          <w:hyperlink w:anchor="__RefHeading___Toc10011_1504588454">
+          <w:hyperlink w:anchor="__RefHeading___Toc10011_1482942744">
             <w:r>
               <w:rPr>
                 <w:webHidden/>
@@ -819,7 +819,7 @@
               </w:rPr>
               <w:t>2.6.3 One engine on the wire</w:t>
               <w:tab/>
-              <w:t>27</w:t>
+              <w:t>28</w:t>
             </w:r>
           </w:hyperlink>
         </w:p>
@@ -832,7 +832,7 @@
             </w:tabs>
             <w:rPr/>
           </w:pPr>
-          <w:hyperlink w:anchor="__RefHeading___Toc10013_1504588454">
+          <w:hyperlink w:anchor="__RefHeading___Toc10013_1482942744">
             <w:r>
               <w:rPr>
                 <w:webHidden/>
@@ -840,7 +840,7 @@
               </w:rPr>
               <w:t>2.7 Limitations</w:t>
               <w:tab/>
-              <w:t>27</w:t>
+              <w:t>28</w:t>
             </w:r>
           </w:hyperlink>
         </w:p>
@@ -853,7 +853,7 @@
             </w:tabs>
             <w:rPr/>
           </w:pPr>
-          <w:hyperlink w:anchor="__RefHeading___Toc10015_1504588454">
+          <w:hyperlink w:anchor="__RefHeading___Toc10015_1482942744">
             <w:r>
               <w:rPr>
                 <w:webHidden/>
@@ -861,7 +861,7 @@
               </w:rPr>
               <w:t>2.8 Navigation</w:t>
               <w:tab/>
-              <w:t>27</w:t>
+              <w:t>28</w:t>
             </w:r>
           </w:hyperlink>
         </w:p>
@@ -874,7 +874,7 @@
             </w:tabs>
             <w:rPr/>
           </w:pPr>
-          <w:hyperlink w:anchor="__RefHeading___Toc10017_1504588454">
+          <w:hyperlink w:anchor="__RefHeading___Toc10017_1482942744">
             <w:r>
               <w:rPr>
                 <w:webHidden/>
@@ -882,7 +882,7 @@
               </w:rPr>
               <w:t>3 APB SMBus - Register Map</w:t>
               <w:tab/>
-              <w:t>28</w:t>
+              <w:t>30</w:t>
             </w:r>
           </w:hyperlink>
         </w:p>
@@ -895,7 +895,7 @@
             </w:tabs>
             <w:rPr/>
           </w:pPr>
-          <w:hyperlink w:anchor="__RefHeading___Toc10019_1504588454">
+          <w:hyperlink w:anchor="__RefHeading___Toc10019_1482942744">
             <w:r>
               <w:rPr>
                 <w:webHidden/>
@@ -903,7 +903,7 @@
               </w:rPr>
               <w:t>3.1 Overview</w:t>
               <w:tab/>
-              <w:t>28</w:t>
+              <w:t>30</w:t>
             </w:r>
           </w:hyperlink>
         </w:p>
@@ -916,7 +916,7 @@
             </w:tabs>
             <w:rPr/>
           </w:pPr>
-          <w:hyperlink w:anchor="__RefHeading___Toc10021_1504588454">
+          <w:hyperlink w:anchor="__RefHeading___Toc10021_1482942744">
             <w:r>
               <w:rPr>
                 <w:webHidden/>
@@ -924,7 +924,7 @@
               </w:rPr>
               <w:t>3.1.1 Register Summary</w:t>
               <w:tab/>
-              <w:t>28</w:t>
+              <w:t>30</w:t>
             </w:r>
           </w:hyperlink>
         </w:p>
@@ -937,7 +937,7 @@
             </w:tabs>
             <w:rPr/>
           </w:pPr>
-          <w:hyperlink w:anchor="__RefHeading___Toc10023_1504588454">
+          <w:hyperlink w:anchor="__RefHeading___Toc10023_1482942744">
             <w:r>
               <w:rPr>
                 <w:webHidden/>
@@ -945,7 +945,7 @@
               </w:rPr>
               <w:t>3.2 Functional Description</w:t>
               <w:tab/>
-              <w:t>30</w:t>
+              <w:t>31</w:t>
             </w:r>
           </w:hyperlink>
         </w:p>
@@ -958,7 +958,7 @@
             </w:tabs>
             <w:rPr/>
           </w:pPr>
-          <w:hyperlink w:anchor="__RefHeading___Toc10025_1504588454">
+          <w:hyperlink w:anchor="__RefHeading___Toc10025_1482942744">
             <w:r>
               <w:rPr>
                 <w:webHidden/>
@@ -966,7 +966,7 @@
               </w:rPr>
               <w:t>3.2.1 SMBUS_CONTROL (0x00)</w:t>
               <w:tab/>
-              <w:t>30</w:t>
+              <w:t>32</w:t>
             </w:r>
           </w:hyperlink>
         </w:p>
@@ -979,7 +979,7 @@
             </w:tabs>
             <w:rPr/>
           </w:pPr>
-          <w:hyperlink w:anchor="__RefHeading___Toc10027_1504588454">
+          <w:hyperlink w:anchor="__RefHeading___Toc10027_1482942744">
             <w:r>
               <w:rPr>
                 <w:webHidden/>
@@ -987,7 +987,7 @@
               </w:rPr>
               <w:t>3.2.2 SMBUS_STATUS (0x04)</w:t>
               <w:tab/>
-              <w:t>32</w:t>
+              <w:t>33</w:t>
             </w:r>
           </w:hyperlink>
         </w:p>
@@ -1000,7 +1000,7 @@
             </w:tabs>
             <w:rPr/>
           </w:pPr>
-          <w:hyperlink w:anchor="__RefHeading___Toc10029_1504588454">
+          <w:hyperlink w:anchor="__RefHeading___Toc10029_1482942744">
             <w:r>
               <w:rPr>
                 <w:webHidden/>
@@ -1008,7 +1008,7 @@
               </w:rPr>
               <w:t>3.2.3 SMBUS_COMMAND (0x08)</w:t>
               <w:tab/>
-              <w:t>36</w:t>
+              <w:t>38</w:t>
             </w:r>
           </w:hyperlink>
         </w:p>
@@ -1021,7 +1021,7 @@
             </w:tabs>
             <w:rPr/>
           </w:pPr>
-          <w:hyperlink w:anchor="__RefHeading___Toc10031_1504588454">
+          <w:hyperlink w:anchor="__RefHeading___Toc10031_1482942744">
             <w:r>
               <w:rPr>
                 <w:webHidden/>
@@ -1029,7 +1029,7 @@
               </w:rPr>
               <w:t>3.2.4 SMBUS_SLAVE_ADDR (0x0C)</w:t>
               <w:tab/>
-              <w:t>38</w:t>
+              <w:t>40</w:t>
             </w:r>
           </w:hyperlink>
         </w:p>
@@ -1042,7 +1042,7 @@
             </w:tabs>
             <w:rPr/>
           </w:pPr>
-          <w:hyperlink w:anchor="__RefHeading___Toc10033_1504588454">
+          <w:hyperlink w:anchor="__RefHeading___Toc10033_1482942744">
             <w:r>
               <w:rPr>
                 <w:webHidden/>
@@ -1050,7 +1050,7 @@
               </w:rPr>
               <w:t>3.2.5 SMBUS_DATA (0x10)</w:t>
               <w:tab/>
-              <w:t>39</w:t>
+              <w:t>41</w:t>
             </w:r>
           </w:hyperlink>
         </w:p>
@@ -1063,7 +1063,7 @@
             </w:tabs>
             <w:rPr/>
           </w:pPr>
-          <w:hyperlink w:anchor="__RefHeading___Toc10035_1504588454">
+          <w:hyperlink w:anchor="__RefHeading___Toc10035_1482942744">
             <w:r>
               <w:rPr>
                 <w:webHidden/>
@@ -1071,7 +1071,7 @@
               </w:rPr>
               <w:t>3.2.6 SMBUS_TX_FIFO (0x14)</w:t>
               <w:tab/>
-              <w:t>39</w:t>
+              <w:t>41</w:t>
             </w:r>
           </w:hyperlink>
         </w:p>
@@ -1084,7 +1084,7 @@
             </w:tabs>
             <w:rPr/>
           </w:pPr>
-          <w:hyperlink w:anchor="__RefHeading___Toc10037_1504588454">
+          <w:hyperlink w:anchor="__RefHeading___Toc10037_1482942744">
             <w:r>
               <w:rPr>
                 <w:webHidden/>
@@ -1092,7 +1092,7 @@
               </w:rPr>
               <w:t>3.2.7 SMBUS_RX_FIFO (0x18)</w:t>
               <w:tab/>
-              <w:t>40</w:t>
+              <w:t>42</w:t>
             </w:r>
           </w:hyperlink>
         </w:p>
@@ -1105,7 +1105,7 @@
             </w:tabs>
             <w:rPr/>
           </w:pPr>
-          <w:hyperlink w:anchor="__RefHeading___Toc10039_1504588454">
+          <w:hyperlink w:anchor="__RefHeading___Toc10039_1482942744">
             <w:r>
               <w:rPr>
                 <w:webHidden/>
@@ -1113,7 +1113,7 @@
               </w:rPr>
               <w:t>3.2.8 SMBUS_FIFO_STATUS (0x1C)</w:t>
               <w:tab/>
-              <w:t>40</w:t>
+              <w:t>42</w:t>
             </w:r>
           </w:hyperlink>
         </w:p>
@@ -1126,7 +1126,7 @@
             </w:tabs>
             <w:rPr/>
           </w:pPr>
-          <w:hyperlink w:anchor="__RefHeading___Toc10041_1504588454">
+          <w:hyperlink w:anchor="__RefHeading___Toc10041_1482942744">
             <w:r>
               <w:rPr>
                 <w:webHidden/>
@@ -1134,7 +1134,7 @@
               </w:rPr>
               <w:t>3.2.9 SMBUS_CLK_DIV (0x20)</w:t>
               <w:tab/>
-              <w:t>40</w:t>
+              <w:t>42</w:t>
             </w:r>
           </w:hyperlink>
         </w:p>
@@ -1147,7 +1147,7 @@
             </w:tabs>
             <w:rPr/>
           </w:pPr>
-          <w:hyperlink w:anchor="__RefHeading___Toc10043_1504588454">
+          <w:hyperlink w:anchor="__RefHeading___Toc10043_1482942744">
             <w:r>
               <w:rPr>
                 <w:webHidden/>
@@ -1155,7 +1155,7 @@
               </w:rPr>
               <w:t>3.2.10 SMBUS_TIMEOUT (0x24)</w:t>
               <w:tab/>
-              <w:t>41</w:t>
+              <w:t>43</w:t>
             </w:r>
           </w:hyperlink>
         </w:p>
@@ -1168,7 +1168,7 @@
             </w:tabs>
             <w:rPr/>
           </w:pPr>
-          <w:hyperlink w:anchor="__RefHeading___Toc10045_1504588454">
+          <w:hyperlink w:anchor="__RefHeading___Toc10045_1482942744">
             <w:r>
               <w:rPr>
                 <w:webHidden/>
@@ -1176,7 +1176,7 @@
               </w:rPr>
               <w:t>3.2.11 SMBUS_OWN_ADDR (0x28)</w:t>
               <w:tab/>
-              <w:t>42</w:t>
+              <w:t>44</w:t>
             </w:r>
           </w:hyperlink>
         </w:p>
@@ -1189,7 +1189,7 @@
             </w:tabs>
             <w:rPr/>
           </w:pPr>
-          <w:hyperlink w:anchor="__RefHeading___Toc10047_1504588454">
+          <w:hyperlink w:anchor="__RefHeading___Toc10047_1482942744">
             <w:r>
               <w:rPr>
                 <w:webHidden/>
@@ -1197,7 +1197,7 @@
               </w:rPr>
               <w:t>3.2.12 SMBUS_INT_ENABLE (0x2C)</w:t>
               <w:tab/>
-              <w:t>42</w:t>
+              <w:t>44</w:t>
             </w:r>
           </w:hyperlink>
         </w:p>
@@ -1210,7 +1210,7 @@
             </w:tabs>
             <w:rPr/>
           </w:pPr>
-          <w:hyperlink w:anchor="__RefHeading___Toc10049_1504588454">
+          <w:hyperlink w:anchor="__RefHeading___Toc10049_1482942744">
             <w:r>
               <w:rPr>
                 <w:webHidden/>
@@ -1218,7 +1218,7 @@
               </w:rPr>
               <w:t>3.2.13 SMBUS_INT_STATUS (0x30)</w:t>
               <w:tab/>
-              <w:t>44</w:t>
+              <w:t>46</w:t>
             </w:r>
           </w:hyperlink>
         </w:p>
@@ -1231,7 +1231,7 @@
             </w:tabs>
             <w:rPr/>
           </w:pPr>
-          <w:hyperlink w:anchor="__RefHeading___Toc10051_1504588454">
+          <w:hyperlink w:anchor="__RefHeading___Toc10051_1482942744">
             <w:r>
               <w:rPr>
                 <w:webHidden/>
@@ -1239,7 +1239,7 @@
               </w:rPr>
               <w:t>3.2.14 SMBUS_PEC (0x34)</w:t>
               <w:tab/>
-              <w:t>45</w:t>
+              <w:t>47</w:t>
             </w:r>
           </w:hyperlink>
         </w:p>
@@ -1252,7 +1252,7 @@
             </w:tabs>
             <w:rPr/>
           </w:pPr>
-          <w:hyperlink w:anchor="__RefHeading___Toc10053_1504588454">
+          <w:hyperlink w:anchor="__RefHeading___Toc10053_1482942744">
             <w:r>
               <w:rPr>
                 <w:webHidden/>
@@ -1260,7 +1260,7 @@
               </w:rPr>
               <w:t>3.2.15 SMBUS_BLOCK_COUNT (0x38)</w:t>
               <w:tab/>
-              <w:t>46</w:t>
+              <w:t>48</w:t>
             </w:r>
           </w:hyperlink>
         </w:p>
@@ -1273,7 +1273,7 @@
             </w:tabs>
             <w:rPr/>
           </w:pPr>
-          <w:hyperlink w:anchor="__RefHeading___Toc10055_1504588454">
+          <w:hyperlink w:anchor="__RefHeading___Toc10055_1482942744">
             <w:r>
               <w:rPr>
                 <w:webHidden/>
@@ -1281,7 +1281,7 @@
               </w:rPr>
               <w:t>3.2.16 SMBUS_SLAVE_CTRL (0x3C)</w:t>
               <w:tab/>
-              <w:t>47</w:t>
+              <w:t>49</w:t>
             </w:r>
           </w:hyperlink>
         </w:p>
@@ -1294,7 +1294,7 @@
             </w:tabs>
             <w:rPr/>
           </w:pPr>
-          <w:hyperlink w:anchor="__RefHeading___Toc10057_1504588454">
+          <w:hyperlink w:anchor="__RefHeading___Toc10057_1482942744">
             <w:r>
               <w:rPr>
                 <w:webHidden/>
@@ -1302,7 +1302,7 @@
               </w:rPr>
               <w:t>3.2.17 SMBUS_SLAVE_STATUS (0x40)</w:t>
               <w:tab/>
-              <w:t>48</w:t>
+              <w:t>50</w:t>
             </w:r>
           </w:hyperlink>
         </w:p>
@@ -1315,7 +1315,7 @@
             </w:tabs>
             <w:rPr/>
           </w:pPr>
-          <w:hyperlink w:anchor="__RefHeading___Toc10059_1504588454">
+          <w:hyperlink w:anchor="__RefHeading___Toc10059_1482942744">
             <w:r>
               <w:rPr>
                 <w:webHidden/>
@@ -1323,7 +1323,7 @@
               </w:rPr>
               <w:t>3.3 The FIFO Contract</w:t>
               <w:tab/>
-              <w:t>49</w:t>
+              <w:t>51</w:t>
             </w:r>
           </w:hyperlink>
         </w:p>
@@ -1336,7 +1336,7 @@
             </w:tabs>
             <w:rPr/>
           </w:pPr>
-          <w:hyperlink w:anchor="__RefHeading___Toc10061_1504588454">
+          <w:hyperlink w:anchor="__RefHeading___Toc10061_1482942744">
             <w:r>
               <w:rPr>
                 <w:webHidden/>
@@ -1344,7 +1344,7 @@
               </w:rPr>
               <w:t>3.4 Programming Sequences</w:t>
               <w:tab/>
-              <w:t>50</w:t>
+              <w:t>52</w:t>
             </w:r>
           </w:hyperlink>
         </w:p>
@@ -1357,7 +1357,7 @@
             </w:tabs>
             <w:rPr/>
           </w:pPr>
-          <w:hyperlink w:anchor="__RefHeading___Toc10063_1504588454">
+          <w:hyperlink w:anchor="__RefHeading___Toc10063_1482942744">
             <w:r>
               <w:rPr>
                 <w:webHidden/>
@@ -1365,7 +1365,7 @@
               </w:rPr>
               <w:t>3.5 Remaining limitations</w:t>
               <w:tab/>
-              <w:t>51</w:t>
+              <w:t>53</w:t>
             </w:r>
           </w:hyperlink>
         </w:p>
@@ -1378,7 +1378,7 @@
             </w:tabs>
             <w:rPr/>
           </w:pPr>
-          <w:hyperlink w:anchor="__RefHeading___Toc10065_1504588454">
+          <w:hyperlink w:anchor="__RefHeading___Toc10065_1482942744">
             <w:r>
               <w:rPr>
                 <w:webHidden/>
@@ -1386,7 +1386,7 @@
               </w:rPr>
               <w:t>3.6 History</w:t>
               <w:tab/>
-              <w:t>52</w:t>
+              <w:t>54</w:t>
             </w:r>
           </w:hyperlink>
         </w:p>
@@ -1399,7 +1399,7 @@
             </w:tabs>
             <w:rPr/>
           </w:pPr>
-          <w:hyperlink w:anchor="__RefHeading___Toc10067_1504588454">
+          <w:hyperlink w:anchor="__RefHeading___Toc10067_1482942744">
             <w:r>
               <w:rPr>
                 <w:webHidden/>
@@ -1407,7 +1407,7 @@
               </w:rPr>
               <w:t>3.7 Navigation</w:t>
               <w:tab/>
-              <w:t>52</w:t>
+              <w:t>54</w:t>
             </w:r>
           </w:hyperlink>
           <w:r>
@@ -1496,7 +1496,7 @@
           <w:rPr>
             <w:rStyle w:val="ListLabel1"/>
           </w:rPr>
-          <w:t>9</w:t>
+          <w:t>10</w:t>
         </w:r>
         <w:r>
           <w:rPr>
@@ -1622,7 +1622,7 @@
           <w:rPr>
             <w:rStyle w:val="ListLabel1"/>
           </w:rPr>
-          <w:t>23</w:t>
+          <w:t>24</w:t>
         </w:r>
         <w:r>
           <w:rPr>
@@ -1679,7 +1679,7 @@
           <w:rPr>
             <w:rStyle w:val="ListLabel1"/>
           </w:rPr>
-          <w:t>24</w:t>
+          <w:t>25</w:t>
         </w:r>
         <w:r>
           <w:rPr>
@@ -1736,7 +1736,7 @@
           <w:rPr>
             <w:rStyle w:val="ListLabel1"/>
           </w:rPr>
-          <w:t>24</w:t>
+          <w:t>25</w:t>
         </w:r>
         <w:r>
           <w:rPr>
@@ -1793,7 +1793,7 @@
           <w:rPr>
             <w:rStyle w:val="ListLabel1"/>
           </w:rPr>
-          <w:t>24</w:t>
+          <w:t>25</w:t>
         </w:r>
         <w:r>
           <w:rPr>
@@ -1850,7 +1850,7 @@
           <w:rPr>
             <w:rStyle w:val="ListLabel1"/>
           </w:rPr>
-          <w:t>25</w:t>
+          <w:t>26</w:t>
         </w:r>
         <w:r>
           <w:rPr>
@@ -1907,7 +1907,7 @@
           <w:rPr>
             <w:rStyle w:val="ListLabel1"/>
           </w:rPr>
-          <w:t>25</w:t>
+          <w:t>26</w:t>
         </w:r>
         <w:r>
           <w:rPr>
@@ -1936,7 +1936,7 @@
         <w:spacing w:before="0" w:after="120"/>
         <w:rPr/>
       </w:pPr>
-      <w:bookmarkStart w:id="2" w:name="__RefHeading___Toc9949_1504588454"/>
+      <w:bookmarkStart w:id="2" w:name="__RefHeading___Toc9949_1482942744"/>
       <w:bookmarkEnd w:id="2"/>
       <w:r>
         <w:rPr>
@@ -1974,7 +1974,7 @@
         <w:rPr>
           <w:sz w:val="20"/>
         </w:rPr>
-        <w:t xml:space="preserve"> 2026-09-10</w:t>
+        <w:t xml:space="preserve"> 2026-10-02</w:t>
       </w:r>
     </w:p>
     <w:p>
@@ -2063,6 +2063,9 @@
         </mc:AlternateContent>
       </w:r>
       <w:bookmarkEnd w:id="3"/>
+      <w:r>
+        <w:br w:type="page"/>
+      </w:r>
     </w:p>
     <w:p>
       <w:pPr>
@@ -2071,7 +2074,7 @@
         <w:spacing w:before="360" w:after="120"/>
         <w:rPr/>
       </w:pPr>
-      <w:bookmarkStart w:id="4" w:name="__RefHeading___Toc9951_1504588454"/>
+      <w:bookmarkStart w:id="4" w:name="__RefHeading___Toc9951_1482942744"/>
       <w:bookmarkStart w:id="5" w:name="apb-smbus---overview"/>
       <w:bookmarkEnd w:id="4"/>
       <w:r>
@@ -2102,7 +2105,7 @@
         <w:spacing w:before="280" w:after="80"/>
         <w:rPr/>
       </w:pPr>
-      <w:bookmarkStart w:id="6" w:name="__RefHeading___Toc9953_1504588454"/>
+      <w:bookmarkStart w:id="6" w:name="__RefHeading___Toc9953_1482942744"/>
       <w:bookmarkStart w:id="7" w:name="overview"/>
       <w:bookmarkEnd w:id="6"/>
       <w:r>
@@ -2142,7 +2145,7 @@
         <w:spacing w:before="200" w:after="80"/>
         <w:rPr/>
       </w:pPr>
-      <w:bookmarkStart w:id="8" w:name="__RefHeading___Toc9955_1504588454"/>
+      <w:bookmarkStart w:id="8" w:name="__RefHeading___Toc9955_1482942744"/>
       <w:bookmarkStart w:id="9" w:name="key-features"/>
       <w:bookmarkEnd w:id="8"/>
       <w:r>
@@ -2392,7 +2395,7 @@
         <w:spacing w:before="200" w:after="80"/>
         <w:rPr/>
       </w:pPr>
-      <w:bookmarkStart w:id="11" w:name="__RefHeading___Toc9957_1504588454"/>
+      <w:bookmarkStart w:id="11" w:name="__RefHeading___Toc9957_1482942744"/>
       <w:bookmarkStart w:id="12" w:name="applications"/>
       <w:bookmarkEnd w:id="11"/>
       <w:r>
@@ -2506,7 +2509,7 @@
         <w:spacing w:before="200" w:after="80"/>
         <w:rPr/>
       </w:pPr>
-      <w:bookmarkStart w:id="14" w:name="__RefHeading___Toc9959_1504588454"/>
+      <w:bookmarkStart w:id="14" w:name="__RefHeading___Toc9959_1482942744"/>
       <w:bookmarkStart w:id="15" w:name="block-diagram"/>
       <w:bookmarkEnd w:id="14"/>
       <w:r>
@@ -2629,7 +2632,7 @@
         <w:spacing w:before="280" w:after="80"/>
         <w:rPr/>
       </w:pPr>
-      <w:bookmarkStart w:id="21" w:name="__RefHeading___Toc9961_1504588454"/>
+      <w:bookmarkStart w:id="21" w:name="__RefHeading___Toc9961_1482942744"/>
       <w:bookmarkStart w:id="22" w:name="architecture"/>
       <w:bookmarkEnd w:id="21"/>
       <w:r>
@@ -2657,7 +2660,7 @@
         <w:spacing w:before="200" w:after="80"/>
         <w:rPr/>
       </w:pPr>
-      <w:bookmarkStart w:id="23" w:name="__RefHeading___Toc9963_1504588454"/>
+      <w:bookmarkStart w:id="23" w:name="__RefHeading___Toc9963_1482942744"/>
       <w:bookmarkStart w:id="24" w:name="module-decomposition"/>
       <w:bookmarkEnd w:id="23"/>
       <w:r>
@@ -3881,7 +3884,7 @@
         <w:spacing w:before="200" w:after="80"/>
         <w:rPr/>
       </w:pPr>
-      <w:bookmarkStart w:id="25" w:name="__RefHeading___Toc9965_1504588454"/>
+      <w:bookmarkStart w:id="25" w:name="__RefHeading___Toc9965_1482942744"/>
       <w:bookmarkStart w:id="26" w:name="the-open-drain-contract"/>
       <w:bookmarkEnd w:id="25"/>
       <w:r>
@@ -3999,7 +4002,7 @@
         <w:spacing w:before="200" w:after="80"/>
         <w:rPr/>
       </w:pPr>
-      <w:bookmarkStart w:id="28" w:name="__RefHeading___Toc9967_1504588454"/>
+      <w:bookmarkStart w:id="28" w:name="__RefHeading___Toc9967_1482942744"/>
       <w:bookmarkStart w:id="29" w:name="Xf29c3f1b87854c95bf3ac0bb597abd955d8b0dd"/>
       <w:bookmarkEnd w:id="28"/>
       <w:r>
@@ -6956,7 +6959,7 @@
         <w:spacing w:before="200" w:after="80"/>
         <w:rPr/>
       </w:pPr>
-      <w:bookmarkStart w:id="33" w:name="__RefHeading___Toc9969_1504588454"/>
+      <w:bookmarkStart w:id="33" w:name="__RefHeading___Toc9969_1482942744"/>
       <w:bookmarkStart w:id="34" w:name="timeout"/>
       <w:bookmarkEnd w:id="33"/>
       <w:r>
@@ -7165,7 +7168,7 @@
         <w:spacing w:before="200" w:after="80"/>
         <w:rPr/>
       </w:pPr>
-      <w:bookmarkStart w:id="35" w:name="__RefHeading___Toc9971_1504588454"/>
+      <w:bookmarkStart w:id="35" w:name="__RefHeading___Toc9971_1482942744"/>
       <w:bookmarkStart w:id="36" w:name="bus-recovery"/>
       <w:bookmarkEnd w:id="35"/>
       <w:r>
@@ -8921,7 +8924,7 @@
         <w:spacing w:before="200" w:after="80"/>
         <w:rPr/>
       </w:pPr>
-      <w:bookmarkStart w:id="39" w:name="__RefHeading___Toc9973_1504588454"/>
+      <w:bookmarkStart w:id="39" w:name="__RefHeading___Toc9973_1482942744"/>
       <w:bookmarkStart w:id="40" w:name="busy-completion-and-the-abort-discipline"/>
       <w:bookmarkEnd w:id="39"/>
       <w:r>
@@ -9141,7 +9144,7 @@
         <w:spacing w:before="200" w:after="80"/>
         <w:rPr/>
       </w:pPr>
-      <w:bookmarkStart w:id="41" w:name="__RefHeading___Toc9975_1504588454"/>
+      <w:bookmarkStart w:id="41" w:name="__RefHeading___Toc9975_1482942744"/>
       <w:bookmarkStart w:id="42" w:name="pec"/>
       <w:bookmarkEnd w:id="41"/>
       <w:r>
@@ -9265,7 +9268,7 @@
         <w:spacing w:before="200" w:after="80"/>
         <w:rPr/>
       </w:pPr>
-      <w:bookmarkStart w:id="43" w:name="__RefHeading___Toc9977_1504588454"/>
+      <w:bookmarkStart w:id="43" w:name="__RefHeading___Toc9977_1482942744"/>
       <w:bookmarkStart w:id="44" w:name="interrupts"/>
       <w:bookmarkEnd w:id="43"/>
       <w:r>
@@ -9427,7 +9430,7 @@
         <w:spacing w:before="200" w:after="80"/>
         <w:rPr/>
       </w:pPr>
-      <w:bookmarkStart w:id="45" w:name="__RefHeading___Toc9979_1504588454"/>
+      <w:bookmarkStart w:id="45" w:name="__RefHeading___Toc9979_1482942744"/>
       <w:bookmarkStart w:id="46" w:name="X552b8c79fc8bbbc85f6b6024f541a577805ec5e"/>
       <w:bookmarkEnd w:id="45"/>
       <w:r>
@@ -9584,7 +9587,7 @@
         <w:spacing w:before="200" w:after="80"/>
         <w:rPr/>
       </w:pPr>
-      <w:bookmarkStart w:id="47" w:name="__RefHeading___Toc9981_1504588454"/>
+      <w:bookmarkStart w:id="47" w:name="__RefHeading___Toc9981_1482942744"/>
       <w:bookmarkStart w:id="48" w:name="clock-domains-cdc_enable"/>
       <w:bookmarkEnd w:id="47"/>
       <w:r>
@@ -9977,7 +9980,7 @@
         <w:spacing w:before="280" w:after="80"/>
         <w:rPr/>
       </w:pPr>
-      <w:bookmarkStart w:id="49" w:name="__RefHeading___Toc9983_1504588454"/>
+      <w:bookmarkStart w:id="49" w:name="__RefHeading___Toc9983_1482942744"/>
       <w:bookmarkStart w:id="50" w:name="transaction-table"/>
       <w:bookmarkEnd w:id="49"/>
       <w:r>
@@ -12560,7 +12563,7 @@
         <w:spacing w:before="200" w:after="80"/>
         <w:rPr/>
       </w:pPr>
-      <w:bookmarkStart w:id="53" w:name="__RefHeading___Toc9985_1504588454"/>
+      <w:bookmarkStart w:id="53" w:name="__RefHeading___Toc9985_1482942744"/>
       <w:bookmarkStart w:id="54" w:name="register-summary"/>
       <w:bookmarkEnd w:id="53"/>
       <w:r>
@@ -14962,7 +14965,7 @@
         <w:spacing w:before="280" w:after="80"/>
         <w:rPr/>
       </w:pPr>
-      <w:bookmarkStart w:id="55" w:name="__RefHeading___Toc9987_1504588454"/>
+      <w:bookmarkStart w:id="55" w:name="__RefHeading___Toc9987_1482942744"/>
       <w:bookmarkStart w:id="56" w:name="parameters"/>
       <w:bookmarkEnd w:id="55"/>
       <w:r>
@@ -15593,7 +15596,7 @@
         <w:spacing w:before="200" w:after="80"/>
         <w:rPr/>
       </w:pPr>
-      <w:bookmarkStart w:id="57" w:name="__RefHeading___Toc9989_1504588454"/>
+      <w:bookmarkStart w:id="57" w:name="__RefHeading___Toc9989_1482942744"/>
       <w:bookmarkStart w:id="58" w:name="integration-notes"/>
       <w:bookmarkEnd w:id="57"/>
       <w:r>
@@ -15738,7 +15741,7 @@
         <w:spacing w:before="280" w:after="80"/>
         <w:rPr/>
       </w:pPr>
-      <w:bookmarkStart w:id="59" w:name="__RefHeading___Toc9991_1504588454"/>
+      <w:bookmarkStart w:id="59" w:name="__RefHeading___Toc9991_1482942744"/>
       <w:bookmarkStart w:id="60" w:name="waveforms"/>
       <w:bookmarkEnd w:id="59"/>
       <w:r>
@@ -15778,7 +15781,7 @@
         <w:spacing w:before="200" w:after="80"/>
         <w:rPr/>
       </w:pPr>
-      <w:bookmarkStart w:id="61" w:name="__RefHeading___Toc9993_1504588454"/>
+      <w:bookmarkStart w:id="61" w:name="__RefHeading___Toc9993_1482942744"/>
       <w:bookmarkStart w:id="62" w:name="waveform-1.1-byte-write-start-address"/>
       <w:bookmarkStart w:id="63" w:name="_Wave_1_1_Byte_Write__Start___"/>
       <w:bookmarkEnd w:id="61"/>
@@ -15890,7 +15893,7 @@
         <w:spacing w:before="200" w:after="80"/>
         <w:rPr/>
       </w:pPr>
-      <w:bookmarkStart w:id="65" w:name="__RefHeading___Toc9995_1504588454"/>
+      <w:bookmarkStart w:id="65" w:name="__RefHeading___Toc9995_1482942744"/>
       <w:bookmarkStart w:id="66" w:name="waveform-1.2-byte-read"/>
       <w:bookmarkStart w:id="67" w:name="_Wave_1_2_Byte_Read"/>
       <w:bookmarkEnd w:id="65"/>
@@ -16002,7 +16005,7 @@
         <w:spacing w:before="200" w:after="80"/>
         <w:rPr/>
       </w:pPr>
-      <w:bookmarkStart w:id="69" w:name="__RefHeading___Toc9997_1504588454"/>
+      <w:bookmarkStart w:id="69" w:name="__RefHeading___Toc9997_1482942744"/>
       <w:bookmarkStart w:id="70" w:name="waveform-1.3-clock-stretching"/>
       <w:bookmarkStart w:id="71" w:name="_Wave_1_3_Clock_Stretching"/>
       <w:bookmarkEnd w:id="69"/>
@@ -16126,7 +16129,7 @@
         <w:spacing w:before="200" w:after="80"/>
         <w:rPr/>
       </w:pPr>
-      <w:bookmarkStart w:id="72" w:name="__RefHeading___Toc9999_1504588454"/>
+      <w:bookmarkStart w:id="72" w:name="__RefHeading___Toc9999_1482942744"/>
       <w:bookmarkStart w:id="73" w:name="waveform-1.4-multi-master-arbitration"/>
       <w:bookmarkStart w:id="74" w:name="_Wave_1_4_Multi_Master_Arbitra"/>
       <w:bookmarkEnd w:id="72"/>
@@ -16290,7 +16293,7 @@
         <w:spacing w:before="200" w:after="80"/>
         <w:rPr/>
       </w:pPr>
-      <w:bookmarkStart w:id="75" w:name="__RefHeading___Toc10001_1504588454"/>
+      <w:bookmarkStart w:id="75" w:name="__RefHeading___Toc10001_1482942744"/>
       <w:bookmarkStart w:id="76" w:name="waveform-1.5-packet-error-check-pec"/>
       <w:bookmarkStart w:id="77" w:name="_Wave_1_5_Packet_Error_Check__"/>
       <w:bookmarkEnd w:id="75"/>
@@ -16402,7 +16405,7 @@
         <w:spacing w:before="200" w:after="80"/>
         <w:rPr/>
       </w:pPr>
-      <w:bookmarkStart w:id="79" w:name="__RefHeading___Toc10003_1504588454"/>
+      <w:bookmarkStart w:id="79" w:name="__RefHeading___Toc10003_1482942744"/>
       <w:bookmarkStart w:id="80" w:name="X5da7fa26d35f5d170126129f5978e7af91e3eef"/>
       <w:bookmarkStart w:id="81" w:name="_Wave_1_6_Timeout_Abort_with_B"/>
       <w:bookmarkEnd w:id="79"/>
@@ -16556,7 +16559,7 @@
         <w:spacing w:before="280" w:after="80"/>
         <w:rPr/>
       </w:pPr>
-      <w:bookmarkStart w:id="82" w:name="__RefHeading___Toc10005_1504588454"/>
+      <w:bookmarkStart w:id="82" w:name="__RefHeading___Toc10005_1482942744"/>
       <w:bookmarkStart w:id="83" w:name="target-mode"/>
       <w:bookmarkEnd w:id="82"/>
       <w:r>
@@ -17174,7 +17177,7 @@
         <w:spacing w:before="200" w:after="80"/>
         <w:rPr/>
       </w:pPr>
-      <w:bookmarkStart w:id="84" w:name="__RefHeading___Toc10007_1504588454"/>
+      <w:bookmarkStart w:id="84" w:name="__RefHeading___Toc10007_1482942744"/>
       <w:bookmarkStart w:id="85" w:name="the-target-pec-never-counts-bytes"/>
       <w:bookmarkEnd w:id="84"/>
       <w:r>
@@ -17257,7 +17260,7 @@
         <w:spacing w:before="200" w:after="80"/>
         <w:rPr/>
       </w:pPr>
-      <w:bookmarkStart w:id="86" w:name="__RefHeading___Toc10009_1504588454"/>
+      <w:bookmarkStart w:id="86" w:name="__RefHeading___Toc10009_1482942744"/>
       <w:bookmarkStart w:id="87" w:name="stretching-or-not"/>
       <w:bookmarkEnd w:id="86"/>
       <w:r>
@@ -17337,7 +17340,7 @@
         <w:spacing w:before="200" w:after="80"/>
         <w:rPr/>
       </w:pPr>
-      <w:bookmarkStart w:id="88" w:name="__RefHeading___Toc10011_1504588454"/>
+      <w:bookmarkStart w:id="88" w:name="__RefHeading___Toc10011_1482942744"/>
       <w:bookmarkStart w:id="89" w:name="one-engine-on-the-wire"/>
       <w:bookmarkEnd w:id="88"/>
       <w:r>
@@ -17396,7 +17399,7 @@
         <w:spacing w:before="280" w:after="80"/>
         <w:rPr/>
       </w:pPr>
-      <w:bookmarkStart w:id="90" w:name="__RefHeading___Toc10013_1504588454"/>
+      <w:bookmarkStart w:id="90" w:name="__RefHeading___Toc10013_1482942744"/>
       <w:bookmarkStart w:id="91" w:name="limitations"/>
       <w:bookmarkEnd w:id="90"/>
       <w:r>
@@ -17627,7 +17630,7 @@
         <w:spacing w:before="280" w:after="80"/>
         <w:rPr/>
       </w:pPr>
-      <w:bookmarkStart w:id="93" w:name="__RefHeading___Toc10015_1504588454"/>
+      <w:bookmarkStart w:id="93" w:name="__RefHeading___Toc10015_1482942744"/>
       <w:bookmarkStart w:id="94" w:name="navigation"/>
       <w:bookmarkEnd w:id="93"/>
       <w:r>
@@ -17757,6 +17760,9 @@
       </w:r>
       <w:bookmarkEnd w:id="95"/>
       <w:bookmarkEnd w:id="96"/>
+      <w:r>
+        <w:br w:type="page"/>
+      </w:r>
     </w:p>
     <w:p>
       <w:pPr>
@@ -17765,7 +17771,7 @@
         <w:spacing w:before="360" w:after="120"/>
         <w:rPr/>
       </w:pPr>
-      <w:bookmarkStart w:id="97" w:name="__RefHeading___Toc10017_1504588454"/>
+      <w:bookmarkStart w:id="97" w:name="__RefHeading___Toc10017_1482942744"/>
       <w:bookmarkStart w:id="98" w:name="apb-smbus---register-map"/>
       <w:bookmarkEnd w:id="97"/>
       <w:r>
@@ -17796,7 +17802,7 @@
         <w:spacing w:before="280" w:after="80"/>
         <w:rPr/>
       </w:pPr>
-      <w:bookmarkStart w:id="99" w:name="__RefHeading___Toc10019_1504588454"/>
+      <w:bookmarkStart w:id="99" w:name="__RefHeading___Toc10019_1482942744"/>
       <w:bookmarkStart w:id="100" w:name="overview-1"/>
       <w:bookmarkEnd w:id="99"/>
       <w:r>
@@ -17834,7 +17840,7 @@
           <w:rStyle w:val="VerbatimChar"/>
           <w:sz w:val="20"/>
         </w:rPr>
-        <w:t>rtl/smbus/peakrdl/smbus_regs.rdl</w:t>
+        <w:t>rdl/smbus/smbus_regs.rdl</w:t>
       </w:r>
       <w:r>
         <w:rPr>
@@ -17933,7 +17939,7 @@
         <w:spacing w:before="200" w:after="80"/>
         <w:rPr/>
       </w:pPr>
-      <w:bookmarkStart w:id="101" w:name="__RefHeading___Toc10021_1504588454"/>
+      <w:bookmarkStart w:id="101" w:name="__RefHeading___Toc10021_1482942744"/>
       <w:bookmarkStart w:id="102" w:name="register-summary-1"/>
       <w:bookmarkEnd w:id="101"/>
       <w:r>
@@ -20923,7 +20929,7 @@
         <w:spacing w:before="280" w:after="80"/>
         <w:rPr/>
       </w:pPr>
-      <w:bookmarkStart w:id="105" w:name="__RefHeading___Toc10023_1504588454"/>
+      <w:bookmarkStart w:id="105" w:name="__RefHeading___Toc10023_1482942744"/>
       <w:bookmarkStart w:id="106" w:name="functional-description"/>
       <w:bookmarkEnd w:id="105"/>
       <w:r>
@@ -20963,7 +20969,7 @@
         <w:spacing w:before="200" w:after="80"/>
         <w:rPr/>
       </w:pPr>
-      <w:bookmarkStart w:id="107" w:name="__RefHeading___Toc10025_1504588454"/>
+      <w:bookmarkStart w:id="107" w:name="__RefHeading___Toc10025_1482942744"/>
       <w:bookmarkStart w:id="108" w:name="smbus_control-0x00"/>
       <w:bookmarkEnd w:id="107"/>
       <w:r>
@@ -22566,7 +22572,7 @@
         <w:spacing w:before="200" w:after="80"/>
         <w:rPr/>
       </w:pPr>
-      <w:bookmarkStart w:id="110" w:name="__RefHeading___Toc10027_1504588454"/>
+      <w:bookmarkStart w:id="110" w:name="__RefHeading___Toc10027_1482942744"/>
       <w:bookmarkStart w:id="111" w:name="smbus_status-0x04"/>
       <w:bookmarkEnd w:id="110"/>
       <w:r>
@@ -26413,7 +26419,7 @@
         <w:spacing w:before="200" w:after="80"/>
         <w:rPr/>
       </w:pPr>
-      <w:bookmarkStart w:id="115" w:name="__RefHeading___Toc10029_1504588454"/>
+      <w:bookmarkStart w:id="115" w:name="__RefHeading___Toc10029_1482942744"/>
       <w:bookmarkStart w:id="116" w:name="smbus_command-0x08"/>
       <w:bookmarkEnd w:id="115"/>
       <w:r>
@@ -29428,7 +29434,7 @@
         <w:spacing w:before="200" w:after="80"/>
         <w:rPr/>
       </w:pPr>
-      <w:bookmarkStart w:id="120" w:name="__RefHeading___Toc10031_1504588454"/>
+      <w:bookmarkStart w:id="120" w:name="__RefHeading___Toc10031_1482942744"/>
       <w:bookmarkStart w:id="121" w:name="smbus_slave_addr-0x0c"/>
       <w:bookmarkEnd w:id="120"/>
       <w:r>
@@ -30075,7 +30081,7 @@
         <w:spacing w:before="200" w:after="80"/>
         <w:rPr/>
       </w:pPr>
-      <w:bookmarkStart w:id="123" w:name="__RefHeading___Toc10033_1504588454"/>
+      <w:bookmarkStart w:id="123" w:name="__RefHeading___Toc10033_1482942744"/>
       <w:bookmarkStart w:id="124" w:name="smbus_data-0x10"/>
       <w:bookmarkEnd w:id="123"/>
       <w:r>
@@ -30722,7 +30728,7 @@
         <w:spacing w:before="200" w:after="80"/>
         <w:rPr/>
       </w:pPr>
-      <w:bookmarkStart w:id="126" w:name="__RefHeading___Toc10035_1504588454"/>
+      <w:bookmarkStart w:id="126" w:name="__RefHeading___Toc10035_1482942744"/>
       <w:bookmarkStart w:id="127" w:name="smbus_tx_fifo-0x14"/>
       <w:bookmarkEnd w:id="126"/>
       <w:r>
@@ -31413,7 +31419,7 @@
         <w:spacing w:before="200" w:after="80"/>
         <w:rPr/>
       </w:pPr>
-      <w:bookmarkStart w:id="129" w:name="__RefHeading___Toc10037_1504588454"/>
+      <w:bookmarkStart w:id="129" w:name="__RefHeading___Toc10037_1482942744"/>
       <w:bookmarkStart w:id="130" w:name="smbus_rx_fifo-0x18"/>
       <w:bookmarkEnd w:id="129"/>
       <w:r>
@@ -31967,7 +31973,7 @@
         <w:spacing w:before="200" w:after="80"/>
         <w:rPr/>
       </w:pPr>
-      <w:bookmarkStart w:id="132" w:name="__RefHeading___Toc10039_1504588454"/>
+      <w:bookmarkStart w:id="132" w:name="__RefHeading___Toc10039_1482942744"/>
       <w:bookmarkStart w:id="133" w:name="smbus_fifo_status-0x1c"/>
       <w:bookmarkEnd w:id="132"/>
       <w:r>
@@ -33170,7 +33176,7 @@
         <w:spacing w:before="200" w:after="80"/>
         <w:rPr/>
       </w:pPr>
-      <w:bookmarkStart w:id="135" w:name="__RefHeading___Toc10041_1504588454"/>
+      <w:bookmarkStart w:id="135" w:name="__RefHeading___Toc10041_1482942744"/>
       <w:bookmarkStart w:id="136" w:name="smbus_clk_div-0x20"/>
       <w:bookmarkEnd w:id="135"/>
       <w:r>
@@ -33797,7 +33803,7 @@
         <w:spacing w:before="200" w:after="80"/>
         <w:rPr/>
       </w:pPr>
-      <w:bookmarkStart w:id="138" w:name="__RefHeading___Toc10043_1504588454"/>
+      <w:bookmarkStart w:id="138" w:name="__RefHeading___Toc10043_1482942744"/>
       <w:bookmarkStart w:id="139" w:name="smbus_timeout-0x24"/>
       <w:bookmarkEnd w:id="138"/>
       <w:r>
@@ -34500,7 +34506,7 @@
         <w:spacing w:before="200" w:after="80"/>
         <w:rPr/>
       </w:pPr>
-      <w:bookmarkStart w:id="141" w:name="__RefHeading___Toc10045_1504588454"/>
+      <w:bookmarkStart w:id="141" w:name="__RefHeading___Toc10045_1482942744"/>
       <w:bookmarkStart w:id="142" w:name="smbus_own_addr-0x28"/>
       <w:bookmarkEnd w:id="141"/>
       <w:r>
@@ -35305,7 +35311,7 @@
         <w:spacing w:before="200" w:after="80"/>
         <w:rPr/>
       </w:pPr>
-      <w:bookmarkStart w:id="144" w:name="__RefHeading___Toc10047_1504588454"/>
+      <w:bookmarkStart w:id="144" w:name="__RefHeading___Toc10047_1482942744"/>
       <w:bookmarkStart w:id="145" w:name="smbus_int_enable-0x2c"/>
       <w:bookmarkEnd w:id="144"/>
       <w:r>
@@ -37198,7 +37204,7 @@
         <w:spacing w:before="200" w:after="80"/>
         <w:rPr/>
       </w:pPr>
-      <w:bookmarkStart w:id="147" w:name="__RefHeading___Toc10049_1504588454"/>
+      <w:bookmarkStart w:id="147" w:name="__RefHeading___Toc10049_1482942744"/>
       <w:bookmarkStart w:id="148" w:name="smbus_int_status-0x30"/>
       <w:bookmarkEnd w:id="147"/>
       <w:r>
@@ -39155,7 +39161,7 @@
         <w:spacing w:before="200" w:after="80"/>
         <w:rPr/>
       </w:pPr>
-      <w:bookmarkStart w:id="150" w:name="__RefHeading___Toc10051_1504588454"/>
+      <w:bookmarkStart w:id="150" w:name="__RefHeading___Toc10051_1482942744"/>
       <w:bookmarkStart w:id="151" w:name="smbus_pec-0x34"/>
       <w:bookmarkEnd w:id="150"/>
       <w:r>
@@ -39812,7 +39818,7 @@
         <w:spacing w:before="200" w:after="80"/>
         <w:rPr/>
       </w:pPr>
-      <w:bookmarkStart w:id="153" w:name="__RefHeading___Toc10053_1504588454"/>
+      <w:bookmarkStart w:id="153" w:name="__RefHeading___Toc10053_1482942744"/>
       <w:bookmarkStart w:id="154" w:name="smbus_block_count-0x38"/>
       <w:bookmarkEnd w:id="153"/>
       <w:r>
@@ -40511,7 +40517,7 @@
         <w:spacing w:before="200" w:after="80"/>
         <w:rPr/>
       </w:pPr>
-      <w:bookmarkStart w:id="156" w:name="__RefHeading___Toc10055_1504588454"/>
+      <w:bookmarkStart w:id="156" w:name="__RefHeading___Toc10055_1482942744"/>
       <w:bookmarkStart w:id="157" w:name="smbus_slave_ctrl-0x3c"/>
       <w:bookmarkEnd w:id="156"/>
       <w:r>
@@ -41700,7 +41706,7 @@
         <w:spacing w:before="200" w:after="80"/>
         <w:rPr/>
       </w:pPr>
-      <w:bookmarkStart w:id="159" w:name="__RefHeading___Toc10057_1504588454"/>
+      <w:bookmarkStart w:id="159" w:name="__RefHeading___Toc10057_1482942744"/>
       <w:bookmarkStart w:id="160" w:name="smbus_slave_status-0x40"/>
       <w:bookmarkEnd w:id="159"/>
       <w:r>
@@ -42964,7 +42970,7 @@
         <w:spacing w:before="280" w:after="80"/>
         <w:rPr/>
       </w:pPr>
-      <w:bookmarkStart w:id="163" w:name="__RefHeading___Toc10059_1504588454"/>
+      <w:bookmarkStart w:id="163" w:name="__RefHeading___Toc10059_1482942744"/>
       <w:bookmarkStart w:id="164" w:name="the-fifo-contract"/>
       <w:bookmarkEnd w:id="163"/>
       <w:r>
@@ -43449,7 +43455,7 @@
         <w:spacing w:before="280" w:after="80"/>
         <w:rPr/>
       </w:pPr>
-      <w:bookmarkStart w:id="166" w:name="__RefHeading___Toc10061_1504588454"/>
+      <w:bookmarkStart w:id="166" w:name="__RefHeading___Toc10061_1482942744"/>
       <w:bookmarkStart w:id="167" w:name="programming-sequences"/>
       <w:bookmarkEnd w:id="166"/>
       <w:r>
@@ -46011,7 +46017,7 @@
         <w:spacing w:before="280" w:after="80"/>
         <w:rPr/>
       </w:pPr>
-      <w:bookmarkStart w:id="169" w:name="__RefHeading___Toc10063_1504588454"/>
+      <w:bookmarkStart w:id="169" w:name="__RefHeading___Toc10063_1482942744"/>
       <w:bookmarkStart w:id="170" w:name="remaining-limitations"/>
       <w:bookmarkEnd w:id="169"/>
       <w:r>
@@ -46173,7 +46179,7 @@
         <w:spacing w:before="280" w:after="80"/>
         <w:rPr/>
       </w:pPr>
-      <w:bookmarkStart w:id="171" w:name="__RefHeading___Toc10065_1504588454"/>
+      <w:bookmarkStart w:id="171" w:name="__RefHeading___Toc10065_1482942744"/>
       <w:bookmarkStart w:id="172" w:name="history"/>
       <w:bookmarkEnd w:id="171"/>
       <w:r>
@@ -46344,7 +46350,7 @@
         <w:spacing w:before="280" w:after="80"/>
         <w:rPr/>
       </w:pPr>
-      <w:bookmarkStart w:id="174" w:name="__RefHeading___Toc10067_1504588454"/>
+      <w:bookmarkStart w:id="174" w:name="__RefHeading___Toc10067_1482942744"/>
       <w:bookmarkStart w:id="175" w:name="navigation-1"/>
       <w:bookmarkEnd w:id="174"/>
       <w:r>
@@ -46535,7 +46541,7 @@
           </w:r>
           <w:r>
             <w:rPr/>
-            <w:t>52</w:t>
+            <w:t>54</w:t>
           </w:r>
           <w:r>
             <w:rPr/>
@@ -46562,7 +46568,7 @@
           </w:r>
           <w:r>
             <w:rPr/>
-            <w:t>52</w:t>
+            <w:t>54</w:t>
           </w:r>
           <w:r>
             <w:rPr/>
@@ -46682,7 +46688,7 @@
           </w:r>
           <w:r>
             <w:rPr/>
-            <w:t>52</w:t>
+            <w:t>54</w:t>
           </w:r>
           <w:r>
             <w:rPr/>
@@ -46709,7 +46715,7 @@
           </w:r>
           <w:r>
             <w:rPr/>
-            <w:t>52</w:t>
+            <w:t>54</w:t>
           </w:r>
           <w:r>
             <w:rPr/>
